--- a/Files/06 - Yom Tov/18 - Purim Katon/5784/Purim Katon 5784.docx
+++ b/Files/06 - Yom Tov/18 - Purim Katon/5784/Purim Katon 5784.docx
@@ -702,7 +702,7 @@
         <w:rPr>
           <w:rFonts w:ascii="Times New Roman" w:hAnsi="Times New Roman" w:cs="Times New Roman"/>
         </w:rPr>
-        <w:t>famous</w:t>
+        <w:t xml:space="preserve">famous </w:t>
       </w:r>
       <w:r>
         <w:rPr>
@@ -2217,7 +2217,7 @@
           <w:rFonts w:ascii="Times New Roman" w:hAnsi="Times New Roman" w:cs="Times New Roman" w:hint="cs"/>
           <w:rtl/>
         </w:rPr>
-        <w:t>ו</w:t>
+        <w:t xml:space="preserve">ו </w:t>
       </w:r>
       <w:r>
         <w:rPr>
